--- a/МАД/МАД 3 практика.docx
+++ b/МАД/МАД 3 практика.docx
@@ -41,7 +41,7 @@
                 <w:lang w:eastAsia="ru-RU" w:bidi="ar-SA"/>
               </w:rPr>
               <w:drawing>
-                <wp:inline distT="0" distB="0" distL="0" distR="0" wp14:anchorId="2BFD95FB" wp14:editId="1963013B">
+                <wp:inline distT="0" distB="0" distL="0" distR="0" wp14:anchorId="2BFD95FB" wp14:editId="5FF75FF1">
                   <wp:extent cx="1066800" cy="1066800"/>
                   <wp:effectExtent l="0" t="0" r="0" b="0"/>
                   <wp:docPr id="298370851" name="Рисунок 3"/>
@@ -712,8 +712,16 @@
               <w:rPr>
                 <w:rFonts w:cs="Times New Roman"/>
               </w:rPr>
-              <w:t>Горячев А.А.</w:t>
+              <w:t xml:space="preserve">Горячев </w:t>
             </w:r>
+            <w:proofErr w:type="gramStart"/>
+            <w:r>
+              <w:rPr>
+                <w:rFonts w:cs="Times New Roman"/>
+              </w:rPr>
+              <w:t>А.А.</w:t>
+            </w:r>
+            <w:proofErr w:type="gramEnd"/>
           </w:p>
           <w:p>
             <w:pPr>
@@ -1104,15 +1112,7 @@
           <w:sz w:val="28"/>
           <w:szCs w:val="28"/>
         </w:rPr>
-        <w:t xml:space="preserve"> (</w:t>
-      </w:r>
-      <w:r>
-        <w:rPr>
-          <w:rFonts w:ascii="Times New Roman" w:hAnsi="Times New Roman" w:cs="Times New Roman"/>
-          <w:sz w:val="28"/>
-          <w:szCs w:val="28"/>
-        </w:rPr>
-        <w:t>Рисунок 1</w:t>
+        <w:t xml:space="preserve"> (Рисунок 1</w:t>
       </w:r>
       <w:r>
         <w:rPr>
@@ -1143,6 +1143,7 @@
       <w:r>
         <w:rPr>
           <w:rFonts w:ascii="Times New Roman" w:hAnsi="Times New Roman" w:cs="Times New Roman"/>
+          <w:noProof/>
           <w:sz w:val="28"/>
           <w:szCs w:val="28"/>
         </w:rPr>
@@ -1276,10 +1277,10 @@
           <w:lang w:val="en-US"/>
         </w:rPr>
         <w:drawing>
-          <wp:inline distT="0" distB="0" distL="0" distR="0" wp14:anchorId="782905F8" wp14:editId="58D6E1F8">
-            <wp:extent cx="4039164" cy="2638793"/>
-            <wp:effectExtent l="0" t="0" r="0" b="9525"/>
-            <wp:docPr id="1871612973" name="Рисунок 1"/>
+          <wp:inline distT="0" distB="0" distL="0" distR="0" wp14:anchorId="27D047E1" wp14:editId="7C623E27">
+            <wp:extent cx="3591426" cy="2305372"/>
+            <wp:effectExtent l="0" t="0" r="0" b="0"/>
+            <wp:docPr id="170039228" name="Рисунок 1"/>
             <wp:cNvGraphicFramePr>
               <a:graphicFrameLocks xmlns:a="http://schemas.openxmlformats.org/drawingml/2006/main" noChangeAspect="1"/>
             </wp:cNvGraphicFramePr>
@@ -1287,7 +1288,7 @@
               <a:graphicData uri="http://schemas.openxmlformats.org/drawingml/2006/picture">
                 <pic:pic xmlns:pic="http://schemas.openxmlformats.org/drawingml/2006/picture">
                   <pic:nvPicPr>
-                    <pic:cNvPr id="1871612973" name=""/>
+                    <pic:cNvPr id="170039228" name=""/>
                     <pic:cNvPicPr/>
                   </pic:nvPicPr>
                   <pic:blipFill>
@@ -1299,7 +1300,7 @@
                   <pic:spPr>
                     <a:xfrm>
                       <a:off x="0" y="0"/>
-                      <a:ext cx="4039164" cy="2638793"/>
+                      <a:ext cx="3591426" cy="2305372"/>
                     </a:xfrm>
                     <a:prstGeom prst="rect">
                       <a:avLst/>
@@ -1432,6 +1433,7 @@
       <w:r>
         <w:rPr>
           <w:rFonts w:ascii="Times New Roman" w:hAnsi="Times New Roman" w:cs="Times New Roman"/>
+          <w:noProof/>
           <w:sz w:val="28"/>
           <w:szCs w:val="28"/>
         </w:rPr>
@@ -1519,108 +1521,93 @@
           <w:sz w:val="28"/>
           <w:szCs w:val="28"/>
         </w:rPr>
+        <w:t>О</w:t>
+      </w:r>
+      <w:r>
+        <w:rPr>
+          <w:rFonts w:ascii="Times New Roman" w:hAnsi="Times New Roman" w:cs="Times New Roman"/>
+          <w:sz w:val="28"/>
+          <w:szCs w:val="28"/>
+        </w:rPr>
+        <w:t>ткроем</w:t>
+      </w:r>
+      <w:r>
+        <w:rPr>
+          <w:rFonts w:ascii="Times New Roman" w:hAnsi="Times New Roman" w:cs="Times New Roman"/>
+          <w:sz w:val="28"/>
+          <w:szCs w:val="28"/>
+        </w:rPr>
+        <w:t xml:space="preserve"> еще одно окно терминала и выполн</w:t>
+      </w:r>
+      <w:r>
+        <w:rPr>
+          <w:rFonts w:ascii="Times New Roman" w:hAnsi="Times New Roman" w:cs="Times New Roman"/>
+          <w:sz w:val="28"/>
+          <w:szCs w:val="28"/>
+        </w:rPr>
+        <w:t>им</w:t>
+      </w:r>
+      <w:r>
+        <w:rPr>
+          <w:rFonts w:ascii="Times New Roman" w:hAnsi="Times New Roman" w:cs="Times New Roman"/>
+          <w:sz w:val="28"/>
+          <w:szCs w:val="28"/>
+        </w:rPr>
+        <w:t xml:space="preserve"> команд</w:t>
+      </w:r>
+      <w:r>
+        <w:rPr>
+          <w:rFonts w:ascii="Times New Roman" w:hAnsi="Times New Roman" w:cs="Times New Roman"/>
+          <w:sz w:val="28"/>
+          <w:szCs w:val="28"/>
+        </w:rPr>
+        <w:t>у</w:t>
+      </w:r>
+      <w:r>
+        <w:rPr>
+          <w:rFonts w:ascii="Times New Roman" w:hAnsi="Times New Roman" w:cs="Times New Roman"/>
+          <w:sz w:val="28"/>
+          <w:szCs w:val="28"/>
+        </w:rPr>
+        <w:t xml:space="preserve"> </w:t>
+      </w:r>
+      <w:r>
+        <w:rPr>
+          <w:rFonts w:ascii="Times New Roman" w:hAnsi="Times New Roman" w:cs="Times New Roman"/>
+          <w:sz w:val="28"/>
+          <w:szCs w:val="28"/>
+          <w:lang w:val="en-US"/>
+        </w:rPr>
+        <w:t>telnet</w:t>
+      </w:r>
+      <w:r>
+        <w:rPr>
+          <w:rFonts w:ascii="Times New Roman" w:hAnsi="Times New Roman" w:cs="Times New Roman"/>
+          <w:sz w:val="28"/>
+          <w:szCs w:val="28"/>
+        </w:rPr>
+        <w:t xml:space="preserve"> (Рисунок 4).</w:t>
+      </w:r>
+    </w:p>
+    <w:p>
+      <w:pPr>
+        <w:jc w:val="center"/>
+        <w:rPr>
+          <w:rFonts w:ascii="Times New Roman" w:hAnsi="Times New Roman" w:cs="Times New Roman"/>
+          <w:sz w:val="28"/>
+          <w:szCs w:val="28"/>
+          <w:lang w:val="en-US"/>
+        </w:rPr>
+      </w:pPr>
+      <w:r>
+        <w:rPr>
+          <w:rFonts w:ascii="Times New Roman" w:hAnsi="Times New Roman" w:cs="Times New Roman"/>
+          <w:noProof/>
+          <w:sz w:val="28"/>
+          <w:szCs w:val="28"/>
+          <w:lang w:val="en-US"/>
+        </w:rPr>
         <w:lastRenderedPageBreak/>
-        <w:t xml:space="preserve">Далее </w:t>
-      </w:r>
-      <w:r>
-        <w:rPr>
-          <w:rFonts w:ascii="Times New Roman" w:hAnsi="Times New Roman" w:cs="Times New Roman"/>
-          <w:sz w:val="28"/>
-          <w:szCs w:val="28"/>
-        </w:rPr>
-        <w:t>откроем</w:t>
-      </w:r>
-      <w:r>
-        <w:rPr>
-          <w:rFonts w:ascii="Times New Roman" w:hAnsi="Times New Roman" w:cs="Times New Roman"/>
-          <w:sz w:val="28"/>
-          <w:szCs w:val="28"/>
-        </w:rPr>
-        <w:t xml:space="preserve"> еще одно окно терминала и выполн</w:t>
-      </w:r>
-      <w:r>
-        <w:rPr>
-          <w:rFonts w:ascii="Times New Roman" w:hAnsi="Times New Roman" w:cs="Times New Roman"/>
-          <w:sz w:val="28"/>
-          <w:szCs w:val="28"/>
-        </w:rPr>
-        <w:t>им</w:t>
-      </w:r>
-      <w:r>
-        <w:rPr>
-          <w:rFonts w:ascii="Times New Roman" w:hAnsi="Times New Roman" w:cs="Times New Roman"/>
-          <w:sz w:val="28"/>
-          <w:szCs w:val="28"/>
-        </w:rPr>
-        <w:t xml:space="preserve"> команд</w:t>
-      </w:r>
-      <w:r>
-        <w:rPr>
-          <w:rFonts w:ascii="Times New Roman" w:hAnsi="Times New Roman" w:cs="Times New Roman"/>
-          <w:sz w:val="28"/>
-          <w:szCs w:val="28"/>
-        </w:rPr>
-        <w:t>у</w:t>
-      </w:r>
-      <w:r>
-        <w:rPr>
-          <w:rFonts w:ascii="Times New Roman" w:hAnsi="Times New Roman" w:cs="Times New Roman"/>
-          <w:sz w:val="28"/>
-          <w:szCs w:val="28"/>
-        </w:rPr>
-        <w:t xml:space="preserve"> </w:t>
-      </w:r>
-      <w:r>
-        <w:rPr>
-          <w:rFonts w:ascii="Times New Roman" w:hAnsi="Times New Roman" w:cs="Times New Roman"/>
-          <w:sz w:val="28"/>
-          <w:szCs w:val="28"/>
-          <w:lang w:val="en-US"/>
-        </w:rPr>
-        <w:t>telnet</w:t>
-      </w:r>
-      <w:r>
-        <w:rPr>
-          <w:rFonts w:ascii="Times New Roman" w:hAnsi="Times New Roman" w:cs="Times New Roman"/>
-          <w:sz w:val="28"/>
-          <w:szCs w:val="28"/>
-        </w:rPr>
-        <w:t xml:space="preserve"> </w:t>
-      </w:r>
-      <w:r>
-        <w:rPr>
-          <w:rFonts w:ascii="Times New Roman" w:hAnsi="Times New Roman" w:cs="Times New Roman"/>
-          <w:sz w:val="28"/>
-          <w:szCs w:val="28"/>
-        </w:rPr>
-        <w:t xml:space="preserve">3333 </w:t>
-      </w:r>
-      <w:r>
-        <w:rPr>
-          <w:rFonts w:ascii="Times New Roman" w:hAnsi="Times New Roman" w:cs="Times New Roman"/>
-          <w:sz w:val="28"/>
-          <w:szCs w:val="28"/>
-        </w:rPr>
-        <w:t>(Рисунок 4).</w:t>
-      </w:r>
-    </w:p>
-    <w:p>
-      <w:pPr>
-        <w:jc w:val="center"/>
-        <w:rPr>
-          <w:rFonts w:ascii="Times New Roman" w:hAnsi="Times New Roman" w:cs="Times New Roman"/>
-          <w:sz w:val="28"/>
-          <w:szCs w:val="28"/>
-          <w:lang w:val="en-US"/>
-        </w:rPr>
-      </w:pPr>
-      <w:r>
-        <w:rPr>
-          <w:rFonts w:ascii="Times New Roman" w:hAnsi="Times New Roman" w:cs="Times New Roman"/>
-          <w:sz w:val="28"/>
-          <w:szCs w:val="28"/>
-          <w:lang w:val="en-US"/>
-        </w:rPr>
         <w:drawing>
           <wp:inline distT="0" distB="0" distL="0" distR="0" wp14:anchorId="793BD1ED" wp14:editId="06F15ECC">
             <wp:extent cx="3829584" cy="1343212"/>
@@ -1767,6 +1754,7 @@
       <w:r>
         <w:rPr>
           <w:rFonts w:ascii="Times New Roman" w:hAnsi="Times New Roman" w:cs="Times New Roman"/>
+          <w:noProof/>
           <w:sz w:val="28"/>
           <w:szCs w:val="28"/>
         </w:rPr>
@@ -1920,6 +1908,7 @@
       <w:r>
         <w:rPr>
           <w:rFonts w:ascii="Times New Roman" w:hAnsi="Times New Roman" w:cs="Times New Roman"/>
+          <w:noProof/>
           <w:sz w:val="28"/>
           <w:szCs w:val="28"/>
         </w:rPr>
@@ -2095,6 +2084,7 @@
       <w:r>
         <w:rPr>
           <w:rFonts w:ascii="Times New Roman" w:hAnsi="Times New Roman" w:cs="Times New Roman"/>
+          <w:noProof/>
           <w:sz w:val="28"/>
           <w:szCs w:val="28"/>
         </w:rPr>
@@ -2270,6 +2260,7 @@
       <w:r>
         <w:rPr>
           <w:rFonts w:ascii="Times New Roman" w:hAnsi="Times New Roman" w:cs="Times New Roman"/>
+          <w:noProof/>
           <w:sz w:val="28"/>
           <w:szCs w:val="28"/>
         </w:rPr>
@@ -2422,6 +2413,7 @@
       <w:r>
         <w:rPr>
           <w:rFonts w:ascii="Times New Roman" w:hAnsi="Times New Roman" w:cs="Times New Roman"/>
+          <w:noProof/>
           <w:sz w:val="28"/>
           <w:szCs w:val="28"/>
         </w:rPr>
@@ -2563,6 +2555,7 @@
       <w:r>
         <w:rPr>
           <w:rFonts w:ascii="Times New Roman" w:eastAsiaTheme="minorEastAsia" w:hAnsi="Times New Roman" w:cs="Times New Roman"/>
+          <w:noProof/>
           <w:sz w:val="28"/>
           <w:szCs w:val="28"/>
           <w:lang w:eastAsia="ja-JP"/>
@@ -2691,25 +2684,7 @@
           <w:szCs w:val="28"/>
           <w:lang w:eastAsia="ja-JP"/>
         </w:rPr>
-        <w:t>(Рисунок 1</w:t>
-      </w:r>
-      <w:r>
-        <w:rPr>
-          <w:rFonts w:ascii="Times New Roman" w:eastAsiaTheme="minorEastAsia" w:hAnsi="Times New Roman" w:cs="Times New Roman"/>
-          <w:sz w:val="28"/>
-          <w:szCs w:val="28"/>
-          <w:lang w:eastAsia="ja-JP"/>
-        </w:rPr>
-        <w:t>1</w:t>
-      </w:r>
-      <w:r>
-        <w:rPr>
-          <w:rFonts w:ascii="Times New Roman" w:eastAsiaTheme="minorEastAsia" w:hAnsi="Times New Roman" w:cs="Times New Roman"/>
-          <w:sz w:val="28"/>
-          <w:szCs w:val="28"/>
-          <w:lang w:eastAsia="ja-JP"/>
-        </w:rPr>
-        <w:t>)</w:t>
+        <w:t>(Рисунок 11)</w:t>
       </w:r>
       <w:r>
         <w:rPr>
@@ -2739,6 +2714,7 @@
       <w:r>
         <w:rPr>
           <w:rFonts w:ascii="Times New Roman" w:eastAsia="Times New Roman" w:hAnsi="Times New Roman" w:cs="Times New Roman"/>
+          <w:noProof/>
           <w:color w:val="000000"/>
           <w:kern w:val="0"/>
           <w:sz w:val="28"/>
@@ -2916,6 +2892,7 @@
       <w:r>
         <w:rPr>
           <w:rFonts w:ascii="Times New Roman" w:eastAsia="Times New Roman" w:hAnsi="Times New Roman" w:cs="Times New Roman"/>
+          <w:noProof/>
           <w:color w:val="000000"/>
           <w:kern w:val="0"/>
           <w:sz w:val="28"/>
@@ -2923,9 +2900,9 @@
           <w:lang w:eastAsia="ru-RU" w:bidi="ar-SA"/>
         </w:rPr>
         <w:drawing>
-          <wp:inline distT="0" distB="0" distL="0" distR="0" wp14:anchorId="5789CDAC" wp14:editId="679BADAE">
-            <wp:extent cx="5086352" cy="733245"/>
-            <wp:effectExtent l="0" t="0" r="0" b="0"/>
+          <wp:inline distT="0" distB="0" distL="0" distR="0" wp14:anchorId="5789CDAC" wp14:editId="7F678005">
+            <wp:extent cx="5083196" cy="732790"/>
+            <wp:effectExtent l="0" t="0" r="3175" b="0"/>
             <wp:docPr id="1825131482" name="Рисунок 1"/>
             <wp:cNvGraphicFramePr>
               <a:graphicFrameLocks xmlns:a="http://schemas.openxmlformats.org/drawingml/2006/main" noChangeAspect="1"/>
@@ -2946,7 +2923,7 @@
                   <pic:spPr>
                     <a:xfrm>
                       <a:off x="0" y="0"/>
-                      <a:ext cx="5097846" cy="734902"/>
+                      <a:ext cx="5112575" cy="737025"/>
                     </a:xfrm>
                     <a:prstGeom prst="rect">
                       <a:avLst/>
@@ -3053,40 +3030,7 @@
           <w:szCs w:val="28"/>
           <w:lang w:eastAsia="ru-RU" w:bidi="ar-SA"/>
         </w:rPr>
-        <w:t xml:space="preserve"> </w:t>
-      </w:r>
-      <w:r>
-        <w:rPr>
-          <w:rFonts w:ascii="Times New Roman" w:eastAsia="Times New Roman" w:hAnsi="Times New Roman" w:cs="Times New Roman"/>
-          <w:color w:val="000000"/>
-          <w:kern w:val="0"/>
-          <w:sz w:val="28"/>
-          <w:szCs w:val="28"/>
-          <w:lang w:eastAsia="ru-RU" w:bidi="ar-SA"/>
-        </w:rPr>
-        <w:t xml:space="preserve">(Рисунок </w:t>
-      </w:r>
-      <w:r>
-        <w:rPr>
-          <w:rFonts w:ascii="Times New Roman" w:eastAsia="Times New Roman" w:hAnsi="Times New Roman" w:cs="Times New Roman"/>
-          <w:color w:val="000000"/>
-          <w:kern w:val="0"/>
-          <w:sz w:val="28"/>
-          <w:szCs w:val="28"/>
-          <w:lang w:eastAsia="ru-RU" w:bidi="ar-SA"/>
-        </w:rPr>
-        <w:t>13</w:t>
-      </w:r>
-      <w:r>
-        <w:rPr>
-          <w:rFonts w:ascii="Times New Roman" w:eastAsia="Times New Roman" w:hAnsi="Times New Roman" w:cs="Times New Roman"/>
-          <w:color w:val="000000"/>
-          <w:kern w:val="0"/>
-          <w:sz w:val="28"/>
-          <w:szCs w:val="28"/>
-          <w:lang w:eastAsia="ru-RU" w:bidi="ar-SA"/>
-        </w:rPr>
-        <w:t>).</w:t>
+        <w:t xml:space="preserve"> (Рисунок 13).</w:t>
       </w:r>
     </w:p>
     <w:p>
@@ -3107,6 +3051,7 @@
       <w:r>
         <w:rPr>
           <w:rFonts w:ascii="Times New Roman" w:eastAsia="Times New Roman" w:hAnsi="Times New Roman" w:cs="Times New Roman"/>
+          <w:noProof/>
           <w:color w:val="000000"/>
           <w:kern w:val="0"/>
           <w:sz w:val="28"/>
@@ -3241,29 +3186,7 @@
           <w:szCs w:val="28"/>
           <w:lang w:eastAsia="ru-RU" w:bidi="ar-SA"/>
         </w:rPr>
-        <w:t>(Рисунок 1</w:t>
-      </w:r>
-      <w:r>
-        <w:rPr>
-          <w:rFonts w:ascii="Times New Roman" w:eastAsia="Times New Roman" w:hAnsi="Times New Roman" w:cs="Times New Roman"/>
-          <w:color w:val="000000"/>
-          <w:kern w:val="0"/>
-          <w:sz w:val="28"/>
-          <w:szCs w:val="28"/>
-          <w:lang w:eastAsia="ru-RU" w:bidi="ar-SA"/>
-        </w:rPr>
-        <w:t>4</w:t>
-      </w:r>
-      <w:r>
-        <w:rPr>
-          <w:rFonts w:ascii="Times New Roman" w:eastAsia="Times New Roman" w:hAnsi="Times New Roman" w:cs="Times New Roman"/>
-          <w:color w:val="000000"/>
-          <w:kern w:val="0"/>
-          <w:sz w:val="28"/>
-          <w:szCs w:val="28"/>
-          <w:lang w:eastAsia="ru-RU" w:bidi="ar-SA"/>
-        </w:rPr>
-        <w:t>).</w:t>
+        <w:t>(Рисунок 14).</w:t>
       </w:r>
     </w:p>
     <w:p>
@@ -3284,6 +3207,7 @@
       <w:r>
         <w:rPr>
           <w:rFonts w:ascii="Times New Roman" w:eastAsia="Times New Roman" w:hAnsi="Times New Roman" w:cs="Times New Roman"/>
+          <w:noProof/>
           <w:color w:val="000000"/>
           <w:kern w:val="0"/>
           <w:sz w:val="28"/>
@@ -3509,6 +3433,7 @@
       <w:r>
         <w:rPr>
           <w:rFonts w:ascii="Times New Roman" w:eastAsia="Times New Roman" w:hAnsi="Times New Roman" w:cs="Times New Roman"/>
+          <w:noProof/>
           <w:color w:val="000000"/>
           <w:kern w:val="0"/>
           <w:sz w:val="28"/>
@@ -3703,6 +3628,7 @@
       <w:r>
         <w:rPr>
           <w:rFonts w:ascii="Times New Roman" w:eastAsia="Times New Roman" w:hAnsi="Times New Roman" w:cs="Times New Roman"/>
+          <w:noProof/>
           <w:color w:val="000000"/>
           <w:kern w:val="0"/>
           <w:sz w:val="28"/>
@@ -3898,6 +3824,7 @@
       <w:r>
         <w:rPr>
           <w:rFonts w:ascii="Times New Roman" w:eastAsia="Times New Roman" w:hAnsi="Times New Roman" w:cs="Times New Roman"/>
+          <w:noProof/>
           <w:color w:val="000000"/>
           <w:kern w:val="0"/>
           <w:sz w:val="28"/>
@@ -4512,6 +4439,7 @@
       <w:r>
         <w:rPr>
           <w:rFonts w:ascii="Times New Roman" w:eastAsia="Times New Roman" w:hAnsi="Times New Roman" w:cs="Times New Roman"/>
+          <w:noProof/>
           <w:color w:val="000000"/>
           <w:kern w:val="0"/>
           <w:sz w:val="28"/>
@@ -4644,27 +4572,7 @@
           <w:szCs w:val="28"/>
           <w:shd w:val="clear" w:color="auto" w:fill="FFFFFF"/>
         </w:rPr>
-        <w:t>(Рисунок 1</w:t>
-      </w:r>
-      <w:r>
-        <w:rPr>
-          <w:rFonts w:ascii="Times New Roman" w:hAnsi="Times New Roman" w:cs="Times New Roman"/>
-          <w:color w:val="000000"/>
-          <w:sz w:val="28"/>
-          <w:szCs w:val="28"/>
-          <w:shd w:val="clear" w:color="auto" w:fill="FFFFFF"/>
-        </w:rPr>
-        <w:t>9</w:t>
-      </w:r>
-      <w:r>
-        <w:rPr>
-          <w:rFonts w:ascii="Times New Roman" w:hAnsi="Times New Roman" w:cs="Times New Roman"/>
-          <w:color w:val="000000"/>
-          <w:sz w:val="28"/>
-          <w:szCs w:val="28"/>
-          <w:shd w:val="clear" w:color="auto" w:fill="FFFFFF"/>
-        </w:rPr>
-        <w:t>)</w:t>
+        <w:t>(Рисунок 19)</w:t>
       </w:r>
       <w:r>
         <w:rPr>
@@ -4695,6 +4603,7 @@
       <w:r>
         <w:rPr>
           <w:rFonts w:ascii="Times New Roman" w:eastAsia="Times New Roman" w:hAnsi="Times New Roman" w:cs="Times New Roman"/>
+          <w:noProof/>
           <w:color w:val="000000"/>
           <w:kern w:val="0"/>
           <w:sz w:val="28"/>
@@ -4928,6 +4837,7 @@
       <w:r>
         <w:rPr>
           <w:rFonts w:ascii="Times New Roman" w:hAnsi="Times New Roman" w:cs="Times New Roman"/>
+          <w:noProof/>
           <w:sz w:val="28"/>
           <w:szCs w:val="28"/>
           <w:lang w:val="en-US"/>
@@ -5096,6 +5006,7 @@
       <w:r>
         <w:rPr>
           <w:rFonts w:ascii="Times New Roman" w:hAnsi="Times New Roman" w:cs="Times New Roman"/>
+          <w:noProof/>
           <w:sz w:val="28"/>
           <w:szCs w:val="28"/>
         </w:rPr>
